--- a/Documentation Files.docx
+++ b/Documentation Files.docx
@@ -1,6 +1,6 @@
 
 <file path=word/document.xml><?xml version="1.0" encoding="utf-8"?>
-<w:document xmlns:wpc="http://schemas.microsoft.com/office/word/2010/wordprocessingCanvas" xmlns:cx="http://schemas.microsoft.com/office/drawing/2014/chartex" xmlns:cx1="http://schemas.microsoft.com/office/drawing/2015/9/8/chartex" xmlns:cx2="http://schemas.microsoft.com/office/drawing/2015/10/21/chartex" xmlns:cx3="http://schemas.microsoft.com/office/drawing/2016/5/9/chartex" xmlns:cx4="http://schemas.microsoft.com/office/drawing/2016/5/10/chartex" xmlns:cx5="http://schemas.microsoft.com/office/drawing/2016/5/11/chartex" xmlns:cx6="http://schemas.microsoft.com/office/drawing/2016/5/12/chartex" xmlns:cx7="http://schemas.microsoft.com/office/drawing/2016/5/13/chartex" xmlns:cx8="http://schemas.microsoft.com/office/drawing/2016/5/14/chartex" xmlns:mc="http://schemas.openxmlformats.org/markup-compatibility/2006" xmlns:m="http://schemas.openxmlformats.org/officeDocument/2006/math" xmlns:aink="http://schemas.microsoft.com/office/drawing/2016/ink" xmlns:am3d="http://schemas.microsoft.com/office/drawing/2017/model3d" xmlns:oel="http://schemas.microsoft.com/office/2019/extlst" xmlns:r="http://schemas.openxmlformats.org/officeDocument/2006/relationships" xmlns:wp14="http://schemas.microsoft.com/office/word/2010/wordprocessingDrawing" xmlns:wp="http://schemas.openxmlformats.org/drawingml/2006/wordprocessingDrawing" xmlns:wpg="http://schemas.microsoft.com/office/word/2010/wordprocessingGroup" xmlns:wpi="http://schemas.microsoft.com/office/word/2010/wordprocessingInk" xmlns:wps="http://schemas.microsoft.com/office/word/2010/wordprocessingShape" xmlns:o="urn:schemas-microsoft-com:office:office" xmlns:v="urn:schemas-microsoft-com:vml" xmlns:w10="urn:schemas-microsoft-com:office:word" xmlns:w="http://schemas.openxmlformats.org/wordprocessingml/2006/main" xmlns:w14="http://schemas.microsoft.com/office/word/2010/wordml" xmlns:w15="http://schemas.microsoft.com/office/word/2012/wordml" xmlns:w16cex="http://schemas.microsoft.com/office/word/2018/wordml/cex" xmlns:w16cid="http://schemas.microsoft.com/office/word/2016/wordml/cid" xmlns:w16="http://schemas.microsoft.com/office/word/2018/wordml" xmlns:w16sdtdh="http://schemas.microsoft.com/office/word/2020/wordml/sdtdatahash" xmlns:w16sdtfl="http://schemas.microsoft.com/office/word/2024/wordml/sdtformatlock" xmlns:w16se="http://schemas.microsoft.com/office/word/2015/wordml/symex" xmlns:w16du="http://schemas.microsoft.com/office/word/2023/wordml/word16du" xmlns:wne="http://schemas.microsoft.com/office/word/2006/wordml" mc:Ignorable="w14 w15 w16se w16cid w16 w16cex w16sdtdh w16sdtfl w16du wp14">
+<w:document xmlns:wpc="http://schemas.microsoft.com/office/word/2010/wordprocessingCanvas" xmlns:cx="http://schemas.microsoft.com/office/drawing/2014/chartex" xmlns:cx1="http://schemas.microsoft.com/office/drawing/2015/9/8/chartex" xmlns:cx2="http://schemas.microsoft.com/office/drawing/2015/10/21/chartex" xmlns:cx3="http://schemas.microsoft.com/office/drawing/2016/5/9/chartex" xmlns:cx4="http://schemas.microsoft.com/office/drawing/2016/5/10/chartex" xmlns:cx5="http://schemas.microsoft.com/office/drawing/2016/5/11/chartex" xmlns:cx6="http://schemas.microsoft.com/office/drawing/2016/5/12/chartex" xmlns:cx7="http://schemas.microsoft.com/office/drawing/2016/5/13/chartex" xmlns:cx8="http://schemas.microsoft.com/office/drawing/2016/5/14/chartex" xmlns:mc="http://schemas.openxmlformats.org/markup-compatibility/2006" xmlns:aink="http://schemas.microsoft.com/office/drawing/2016/ink" xmlns:am3d="http://schemas.microsoft.com/office/drawing/2017/model3d" xmlns:o="urn:schemas-microsoft-com:office:office" xmlns:oel="http://schemas.microsoft.com/office/2019/extlst" xmlns:r="http://schemas.openxmlformats.org/officeDocument/2006/relationships" xmlns:m="http://schemas.openxmlformats.org/officeDocument/2006/math" xmlns:v="urn:schemas-microsoft-com:vml" xmlns:wp14="http://schemas.microsoft.com/office/word/2010/wordprocessingDrawing" xmlns:wp="http://schemas.openxmlformats.org/drawingml/2006/wordprocessingDrawing" xmlns:w10="urn:schemas-microsoft-com:office:word" xmlns:w="http://schemas.openxmlformats.org/wordprocessingml/2006/main" xmlns:w14="http://schemas.microsoft.com/office/word/2010/wordml" xmlns:w15="http://schemas.microsoft.com/office/word/2012/wordml" xmlns:w16cex="http://schemas.microsoft.com/office/word/2018/wordml/cex" xmlns:w16cid="http://schemas.microsoft.com/office/word/2016/wordml/cid" xmlns:w16="http://schemas.microsoft.com/office/word/2018/wordml" xmlns:w16du="http://schemas.microsoft.com/office/word/2023/wordml/word16du" xmlns:w16sdtdh="http://schemas.microsoft.com/office/word/2020/wordml/sdtdatahash" xmlns:w16sdtfl="http://schemas.microsoft.com/office/word/2024/wordml/sdtformatlock" xmlns:w16se="http://schemas.microsoft.com/office/word/2015/wordml/symex" xmlns:wpg="http://schemas.microsoft.com/office/word/2010/wordprocessingGroup" xmlns:wpi="http://schemas.microsoft.com/office/word/2010/wordprocessingInk" xmlns:wne="http://schemas.microsoft.com/office/word/2006/wordml" xmlns:wps="http://schemas.microsoft.com/office/word/2010/wordprocessingShape" mc:Ignorable="w14 w15 w16se w16cid w16 w16cex w16sdtdh w16sdtfl w16du wp14">
   <w:body>
     <w:p>
       <w:r>
@@ -39,11 +39,15 @@
           <w:numId w:val="1"/>
         </w:numPr>
       </w:pPr>
-      <w:proofErr w:type="spellStart"/>
-      <w:r>
-        <w:t>Washbprocess</w:t>
-      </w:r>
-      <w:proofErr w:type="spellEnd"/>
+      <w:r>
+        <w:t>Wash</w:t>
+      </w:r>
+      <w:r>
+        <w:t xml:space="preserve"> </w:t>
+      </w:r>
+      <w:r>
+        <w:t>process</w:t>
+      </w:r>
     </w:p>
     <w:p>
       <w:pPr>
@@ -71,7 +75,1240 @@
     </w:p>
     <w:p/>
     <w:p>
-      <w:r>
+      <m:oMathPara>
+        <m:oMath>
+          <m:r>
+            <w:rPr>
+              <w:rFonts w:ascii="Cambria Math" w:hAnsi="Cambria Math"/>
+            </w:rPr>
+            <m:t>PV=nRT</m:t>
+          </m:r>
+        </m:oMath>
+      </m:oMathPara>
+    </w:p>
+    <w:p>
+      <m:oMathPara>
+        <m:oMath>
+          <m:sSub>
+            <m:sSubPr>
+              <m:ctrlPr>
+                <w:rPr>
+                  <w:rFonts w:ascii="Cambria Math" w:hAnsi="Cambria Math"/>
+                  <w:i/>
+                </w:rPr>
+              </m:ctrlPr>
+            </m:sSubPr>
+            <m:e>
+              <m:r>
+                <w:rPr>
+                  <w:rFonts w:ascii="Cambria Math" w:hAnsi="Cambria Math"/>
+                </w:rPr>
+                <m:t>P</m:t>
+              </m:r>
+            </m:e>
+            <m:sub>
+              <m:r>
+                <w:rPr>
+                  <w:rFonts w:ascii="Cambria Math" w:hAnsi="Cambria Math"/>
+                </w:rPr>
+                <m:t>1</m:t>
+              </m:r>
+            </m:sub>
+          </m:sSub>
+          <m:sSub>
+            <m:sSubPr>
+              <m:ctrlPr>
+                <w:rPr>
+                  <w:rFonts w:ascii="Cambria Math" w:hAnsi="Cambria Math"/>
+                  <w:i/>
+                </w:rPr>
+              </m:ctrlPr>
+            </m:sSubPr>
+            <m:e>
+              <m:r>
+                <w:rPr>
+                  <w:rFonts w:ascii="Cambria Math" w:hAnsi="Cambria Math"/>
+                </w:rPr>
+                <m:t>V</m:t>
+              </m:r>
+            </m:e>
+            <m:sub>
+              <m:r>
+                <w:rPr>
+                  <w:rFonts w:ascii="Cambria Math" w:hAnsi="Cambria Math"/>
+                </w:rPr>
+                <m:t>1</m:t>
+              </m:r>
+            </m:sub>
+          </m:sSub>
+          <m:r>
+            <w:rPr>
+              <w:rFonts w:ascii="Cambria Math" w:hAnsi="Cambria Math"/>
+            </w:rPr>
+            <m:t>=</m:t>
+          </m:r>
+          <m:sSub>
+            <m:sSubPr>
+              <m:ctrlPr>
+                <w:rPr>
+                  <w:rFonts w:ascii="Cambria Math" w:hAnsi="Cambria Math"/>
+                  <w:i/>
+                </w:rPr>
+              </m:ctrlPr>
+            </m:sSubPr>
+            <m:e>
+              <m:r>
+                <w:rPr>
+                  <w:rFonts w:ascii="Cambria Math" w:hAnsi="Cambria Math"/>
+                </w:rPr>
+                <m:t>P</m:t>
+              </m:r>
+            </m:e>
+            <m:sub>
+              <m:r>
+                <w:rPr>
+                  <w:rFonts w:ascii="Cambria Math" w:hAnsi="Cambria Math"/>
+                </w:rPr>
+                <m:t>2</m:t>
+              </m:r>
+            </m:sub>
+          </m:sSub>
+          <m:sSub>
+            <m:sSubPr>
+              <m:ctrlPr>
+                <w:rPr>
+                  <w:rFonts w:ascii="Cambria Math" w:hAnsi="Cambria Math"/>
+                  <w:i/>
+                </w:rPr>
+              </m:ctrlPr>
+            </m:sSubPr>
+            <m:e>
+              <m:r>
+                <w:rPr>
+                  <w:rFonts w:ascii="Cambria Math" w:hAnsi="Cambria Math"/>
+                </w:rPr>
+                <m:t>V</m:t>
+              </m:r>
+            </m:e>
+            <m:sub>
+              <m:r>
+                <w:rPr>
+                  <w:rFonts w:ascii="Cambria Math" w:hAnsi="Cambria Math"/>
+                </w:rPr>
+                <m:t>2</m:t>
+              </m:r>
+            </m:sub>
+          </m:sSub>
+        </m:oMath>
+      </m:oMathPara>
+    </w:p>
+    <w:p>
+      <m:oMathPara>
+        <m:oMath>
+          <m:r>
+            <w:rPr>
+              <w:rFonts w:ascii="Cambria Math" w:hAnsi="Cambria Math"/>
+            </w:rPr>
+            <m:t>V=</m:t>
+          </m:r>
+          <m:r>
+            <w:rPr>
+              <w:rFonts w:ascii="Cambria Math" w:hAnsi="Cambria Math"/>
+            </w:rPr>
+            <m:t>C-S</m:t>
+          </m:r>
+        </m:oMath>
+      </m:oMathPara>
+    </w:p>
+    <w:p>
+      <m:oMathPara>
+        <m:oMath>
+          <m:sSub>
+            <m:sSubPr>
+              <m:ctrlPr>
+                <w:rPr>
+                  <w:rFonts w:ascii="Cambria Math" w:hAnsi="Cambria Math"/>
+                  <w:i/>
+                </w:rPr>
+              </m:ctrlPr>
+            </m:sSubPr>
+            <m:e>
+              <m:r>
+                <w:rPr>
+                  <w:rFonts w:ascii="Cambria Math" w:hAnsi="Cambria Math"/>
+                </w:rPr>
+                <m:t>P</m:t>
+              </m:r>
+            </m:e>
+            <m:sub>
+              <m:r>
+                <w:rPr>
+                  <w:rFonts w:ascii="Cambria Math" w:hAnsi="Cambria Math"/>
+                </w:rPr>
+                <m:t>1</m:t>
+              </m:r>
+            </m:sub>
+          </m:sSub>
+          <m:d>
+            <m:dPr>
+              <m:ctrlPr>
+                <w:rPr>
+                  <w:rFonts w:ascii="Cambria Math" w:hAnsi="Cambria Math"/>
+                  <w:i/>
+                </w:rPr>
+              </m:ctrlPr>
+            </m:dPr>
+            <m:e>
+              <m:sSub>
+                <m:sSubPr>
+                  <m:ctrlPr>
+                    <w:rPr>
+                      <w:rFonts w:ascii="Cambria Math" w:hAnsi="Cambria Math"/>
+                      <w:i/>
+                    </w:rPr>
+                  </m:ctrlPr>
+                </m:sSubPr>
+                <m:e>
+                  <m:r>
+                    <w:rPr>
+                      <w:rFonts w:ascii="Cambria Math" w:hAnsi="Cambria Math"/>
+                    </w:rPr>
+                    <m:t>C</m:t>
+                  </m:r>
+                </m:e>
+                <m:sub>
+                  <m:r>
+                    <w:rPr>
+                      <w:rFonts w:ascii="Cambria Math" w:hAnsi="Cambria Math"/>
+                    </w:rPr>
+                    <m:t>1</m:t>
+                  </m:r>
+                </m:sub>
+              </m:sSub>
+              <m:r>
+                <w:rPr>
+                  <w:rFonts w:ascii="Cambria Math" w:hAnsi="Cambria Math"/>
+                </w:rPr>
+                <m:t>-S</m:t>
+              </m:r>
+            </m:e>
+          </m:d>
+          <m:r>
+            <w:rPr>
+              <w:rFonts w:ascii="Cambria Math" w:hAnsi="Cambria Math"/>
+            </w:rPr>
+            <m:t>=</m:t>
+          </m:r>
+          <m:sSub>
+            <m:sSubPr>
+              <m:ctrlPr>
+                <w:rPr>
+                  <w:rFonts w:ascii="Cambria Math" w:hAnsi="Cambria Math"/>
+                  <w:i/>
+                </w:rPr>
+              </m:ctrlPr>
+            </m:sSubPr>
+            <m:e>
+              <m:r>
+                <w:rPr>
+                  <w:rFonts w:ascii="Cambria Math" w:hAnsi="Cambria Math"/>
+                </w:rPr>
+                <m:t>P</m:t>
+              </m:r>
+            </m:e>
+            <m:sub>
+              <m:r>
+                <w:rPr>
+                  <w:rFonts w:ascii="Cambria Math" w:hAnsi="Cambria Math"/>
+                </w:rPr>
+                <m:t>2</m:t>
+              </m:r>
+            </m:sub>
+          </m:sSub>
+          <m:d>
+            <m:dPr>
+              <m:ctrlPr>
+                <w:rPr>
+                  <w:rFonts w:ascii="Cambria Math" w:hAnsi="Cambria Math"/>
+                  <w:i/>
+                </w:rPr>
+              </m:ctrlPr>
+            </m:dPr>
+            <m:e>
+              <m:sSub>
+                <m:sSubPr>
+                  <m:ctrlPr>
+                    <w:rPr>
+                      <w:rFonts w:ascii="Cambria Math" w:hAnsi="Cambria Math"/>
+                      <w:i/>
+                    </w:rPr>
+                  </m:ctrlPr>
+                </m:sSubPr>
+                <m:e>
+                  <m:r>
+                    <w:rPr>
+                      <w:rFonts w:ascii="Cambria Math" w:hAnsi="Cambria Math"/>
+                    </w:rPr>
+                    <m:t>C</m:t>
+                  </m:r>
+                </m:e>
+                <m:sub>
+                  <m:r>
+                    <w:rPr>
+                      <w:rFonts w:ascii="Cambria Math" w:hAnsi="Cambria Math"/>
+                    </w:rPr>
+                    <m:t>2</m:t>
+                  </m:r>
+                </m:sub>
+              </m:sSub>
+              <m:r>
+                <w:rPr>
+                  <w:rFonts w:ascii="Cambria Math" w:hAnsi="Cambria Math"/>
+                </w:rPr>
+                <m:t>-S</m:t>
+              </m:r>
+            </m:e>
+          </m:d>
+        </m:oMath>
+      </m:oMathPara>
+    </w:p>
+    <w:p>
+      <m:oMathPara>
+        <m:oMath>
+          <m:sSub>
+            <m:sSubPr>
+              <m:ctrlPr>
+                <w:rPr>
+                  <w:rFonts w:ascii="Cambria Math" w:hAnsi="Cambria Math"/>
+                  <w:i/>
+                </w:rPr>
+              </m:ctrlPr>
+            </m:sSubPr>
+            <m:e>
+              <m:r>
+                <w:rPr>
+                  <w:rFonts w:ascii="Cambria Math" w:hAnsi="Cambria Math"/>
+                </w:rPr>
+                <m:t>P</m:t>
+              </m:r>
+            </m:e>
+            <m:sub>
+              <m:r>
+                <w:rPr>
+                  <w:rFonts w:ascii="Cambria Math" w:hAnsi="Cambria Math"/>
+                </w:rPr>
+                <m:t>1</m:t>
+              </m:r>
+            </m:sub>
+          </m:sSub>
+          <m:sSub>
+            <m:sSubPr>
+              <m:ctrlPr>
+                <w:rPr>
+                  <w:rFonts w:ascii="Cambria Math" w:hAnsi="Cambria Math"/>
+                  <w:i/>
+                </w:rPr>
+              </m:ctrlPr>
+            </m:sSubPr>
+            <m:e>
+              <m:r>
+                <w:rPr>
+                  <w:rFonts w:ascii="Cambria Math" w:hAnsi="Cambria Math"/>
+                </w:rPr>
+                <m:t>C</m:t>
+              </m:r>
+            </m:e>
+            <m:sub>
+              <m:r>
+                <w:rPr>
+                  <w:rFonts w:ascii="Cambria Math" w:hAnsi="Cambria Math"/>
+                </w:rPr>
+                <m:t>1</m:t>
+              </m:r>
+            </m:sub>
+          </m:sSub>
+          <m:r>
+            <w:rPr>
+              <w:rFonts w:ascii="Cambria Math" w:hAnsi="Cambria Math"/>
+            </w:rPr>
+            <m:t>-</m:t>
+          </m:r>
+          <m:sSub>
+            <m:sSubPr>
+              <m:ctrlPr>
+                <w:rPr>
+                  <w:rFonts w:ascii="Cambria Math" w:hAnsi="Cambria Math"/>
+                  <w:i/>
+                </w:rPr>
+              </m:ctrlPr>
+            </m:sSubPr>
+            <m:e>
+              <m:r>
+                <w:rPr>
+                  <w:rFonts w:ascii="Cambria Math" w:hAnsi="Cambria Math"/>
+                </w:rPr>
+                <m:t>P</m:t>
+              </m:r>
+            </m:e>
+            <m:sub>
+              <m:r>
+                <w:rPr>
+                  <w:rFonts w:ascii="Cambria Math" w:hAnsi="Cambria Math"/>
+                </w:rPr>
+                <m:t>1</m:t>
+              </m:r>
+            </m:sub>
+          </m:sSub>
+          <m:r>
+            <w:rPr>
+              <w:rFonts w:ascii="Cambria Math" w:hAnsi="Cambria Math"/>
+            </w:rPr>
+            <m:t>S</m:t>
+          </m:r>
+          <m:r>
+            <w:rPr>
+              <w:rFonts w:ascii="Cambria Math" w:hAnsi="Cambria Math"/>
+            </w:rPr>
+            <m:t>=</m:t>
+          </m:r>
+          <m:sSub>
+            <m:sSubPr>
+              <m:ctrlPr>
+                <w:rPr>
+                  <w:rFonts w:ascii="Cambria Math" w:hAnsi="Cambria Math"/>
+                  <w:i/>
+                </w:rPr>
+              </m:ctrlPr>
+            </m:sSubPr>
+            <m:e>
+              <m:r>
+                <w:rPr>
+                  <w:rFonts w:ascii="Cambria Math" w:hAnsi="Cambria Math"/>
+                </w:rPr>
+                <m:t>P</m:t>
+              </m:r>
+            </m:e>
+            <m:sub>
+              <m:r>
+                <w:rPr>
+                  <w:rFonts w:ascii="Cambria Math" w:hAnsi="Cambria Math"/>
+                </w:rPr>
+                <m:t>2</m:t>
+              </m:r>
+            </m:sub>
+          </m:sSub>
+          <m:sSub>
+            <m:sSubPr>
+              <m:ctrlPr>
+                <w:rPr>
+                  <w:rFonts w:ascii="Cambria Math" w:hAnsi="Cambria Math"/>
+                  <w:i/>
+                </w:rPr>
+              </m:ctrlPr>
+            </m:sSubPr>
+            <m:e>
+              <m:r>
+                <w:rPr>
+                  <w:rFonts w:ascii="Cambria Math" w:hAnsi="Cambria Math"/>
+                </w:rPr>
+                <m:t>C</m:t>
+              </m:r>
+            </m:e>
+            <m:sub>
+              <m:r>
+                <w:rPr>
+                  <w:rFonts w:ascii="Cambria Math" w:hAnsi="Cambria Math"/>
+                </w:rPr>
+                <m:t>2</m:t>
+              </m:r>
+            </m:sub>
+          </m:sSub>
+          <m:r>
+            <w:rPr>
+              <w:rFonts w:ascii="Cambria Math" w:hAnsi="Cambria Math"/>
+            </w:rPr>
+            <m:t>-</m:t>
+          </m:r>
+          <m:sSub>
+            <m:sSubPr>
+              <m:ctrlPr>
+                <w:rPr>
+                  <w:rFonts w:ascii="Cambria Math" w:hAnsi="Cambria Math"/>
+                  <w:i/>
+                </w:rPr>
+              </m:ctrlPr>
+            </m:sSubPr>
+            <m:e>
+              <m:r>
+                <w:rPr>
+                  <w:rFonts w:ascii="Cambria Math" w:hAnsi="Cambria Math"/>
+                </w:rPr>
+                <m:t>P</m:t>
+              </m:r>
+            </m:e>
+            <m:sub>
+              <m:r>
+                <w:rPr>
+                  <w:rFonts w:ascii="Cambria Math" w:hAnsi="Cambria Math"/>
+                </w:rPr>
+                <m:t>2</m:t>
+              </m:r>
+            </m:sub>
+          </m:sSub>
+          <m:r>
+            <w:rPr>
+              <w:rFonts w:ascii="Cambria Math" w:hAnsi="Cambria Math"/>
+            </w:rPr>
+            <m:t>S</m:t>
+          </m:r>
+        </m:oMath>
+      </m:oMathPara>
+    </w:p>
+    <w:p>
+      <m:oMathPara>
+        <m:oMath>
+          <m:sSub>
+            <m:sSubPr>
+              <m:ctrlPr>
+                <w:rPr>
+                  <w:rFonts w:ascii="Cambria Math" w:hAnsi="Cambria Math"/>
+                  <w:i/>
+                </w:rPr>
+              </m:ctrlPr>
+            </m:sSubPr>
+            <m:e>
+              <m:r>
+                <w:rPr>
+                  <w:rFonts w:ascii="Cambria Math" w:hAnsi="Cambria Math"/>
+                </w:rPr>
+                <m:t>P</m:t>
+              </m:r>
+            </m:e>
+            <m:sub>
+              <m:r>
+                <w:rPr>
+                  <w:rFonts w:ascii="Cambria Math" w:hAnsi="Cambria Math"/>
+                </w:rPr>
+                <m:t>2</m:t>
+              </m:r>
+            </m:sub>
+          </m:sSub>
+          <m:r>
+            <w:rPr>
+              <w:rFonts w:ascii="Cambria Math" w:hAnsi="Cambria Math"/>
+            </w:rPr>
+            <m:t>S</m:t>
+          </m:r>
+          <m:r>
+            <w:rPr>
+              <w:rFonts w:ascii="Cambria Math" w:hAnsi="Cambria Math"/>
+            </w:rPr>
+            <m:t>-</m:t>
+          </m:r>
+          <m:sSub>
+            <m:sSubPr>
+              <m:ctrlPr>
+                <w:rPr>
+                  <w:rFonts w:ascii="Cambria Math" w:hAnsi="Cambria Math"/>
+                  <w:i/>
+                </w:rPr>
+              </m:ctrlPr>
+            </m:sSubPr>
+            <m:e>
+              <m:r>
+                <w:rPr>
+                  <w:rFonts w:ascii="Cambria Math" w:hAnsi="Cambria Math"/>
+                </w:rPr>
+                <m:t>P</m:t>
+              </m:r>
+            </m:e>
+            <m:sub>
+              <m:r>
+                <w:rPr>
+                  <w:rFonts w:ascii="Cambria Math" w:hAnsi="Cambria Math"/>
+                </w:rPr>
+                <m:t>1</m:t>
+              </m:r>
+            </m:sub>
+          </m:sSub>
+          <m:r>
+            <w:rPr>
+              <w:rFonts w:ascii="Cambria Math" w:hAnsi="Cambria Math"/>
+            </w:rPr>
+            <m:t>S=</m:t>
+          </m:r>
+          <m:sSub>
+            <m:sSubPr>
+              <m:ctrlPr>
+                <w:rPr>
+                  <w:rFonts w:ascii="Cambria Math" w:hAnsi="Cambria Math"/>
+                  <w:i/>
+                </w:rPr>
+              </m:ctrlPr>
+            </m:sSubPr>
+            <m:e>
+              <m:r>
+                <w:rPr>
+                  <w:rFonts w:ascii="Cambria Math" w:hAnsi="Cambria Math"/>
+                </w:rPr>
+                <m:t>P</m:t>
+              </m:r>
+            </m:e>
+            <m:sub>
+              <m:r>
+                <w:rPr>
+                  <w:rFonts w:ascii="Cambria Math" w:hAnsi="Cambria Math"/>
+                </w:rPr>
+                <m:t>2</m:t>
+              </m:r>
+            </m:sub>
+          </m:sSub>
+          <m:sSub>
+            <m:sSubPr>
+              <m:ctrlPr>
+                <w:rPr>
+                  <w:rFonts w:ascii="Cambria Math" w:hAnsi="Cambria Math"/>
+                  <w:i/>
+                </w:rPr>
+              </m:ctrlPr>
+            </m:sSubPr>
+            <m:e>
+              <m:r>
+                <w:rPr>
+                  <w:rFonts w:ascii="Cambria Math" w:hAnsi="Cambria Math"/>
+                </w:rPr>
+                <m:t>C</m:t>
+              </m:r>
+            </m:e>
+            <m:sub>
+              <m:r>
+                <w:rPr>
+                  <w:rFonts w:ascii="Cambria Math" w:hAnsi="Cambria Math"/>
+                </w:rPr>
+                <m:t>2</m:t>
+              </m:r>
+            </m:sub>
+          </m:sSub>
+          <m:r>
+            <w:rPr>
+              <w:rFonts w:ascii="Cambria Math" w:hAnsi="Cambria Math"/>
+            </w:rPr>
+            <m:t>-</m:t>
+          </m:r>
+          <m:sSub>
+            <m:sSubPr>
+              <m:ctrlPr>
+                <w:rPr>
+                  <w:rFonts w:ascii="Cambria Math" w:hAnsi="Cambria Math"/>
+                  <w:i/>
+                </w:rPr>
+              </m:ctrlPr>
+            </m:sSubPr>
+            <m:e>
+              <m:r>
+                <w:rPr>
+                  <w:rFonts w:ascii="Cambria Math" w:hAnsi="Cambria Math"/>
+                </w:rPr>
+                <m:t>P</m:t>
+              </m:r>
+            </m:e>
+            <m:sub>
+              <m:r>
+                <w:rPr>
+                  <w:rFonts w:ascii="Cambria Math" w:hAnsi="Cambria Math"/>
+                </w:rPr>
+                <m:t>1</m:t>
+              </m:r>
+            </m:sub>
+          </m:sSub>
+          <m:sSub>
+            <m:sSubPr>
+              <m:ctrlPr>
+                <w:rPr>
+                  <w:rFonts w:ascii="Cambria Math" w:hAnsi="Cambria Math"/>
+                  <w:i/>
+                </w:rPr>
+              </m:ctrlPr>
+            </m:sSubPr>
+            <m:e>
+              <m:r>
+                <w:rPr>
+                  <w:rFonts w:ascii="Cambria Math" w:hAnsi="Cambria Math"/>
+                </w:rPr>
+                <m:t>C</m:t>
+              </m:r>
+            </m:e>
+            <m:sub>
+              <m:r>
+                <w:rPr>
+                  <w:rFonts w:ascii="Cambria Math" w:hAnsi="Cambria Math"/>
+                </w:rPr>
+                <m:t>1</m:t>
+              </m:r>
+            </m:sub>
+          </m:sSub>
+        </m:oMath>
+      </m:oMathPara>
+    </w:p>
+    <w:p>
+      <m:oMathPara>
+        <m:oMath>
+          <m:r>
+            <w:rPr>
+              <w:rFonts w:ascii="Cambria Math" w:hAnsi="Cambria Math"/>
+            </w:rPr>
+            <m:t>S=</m:t>
+          </m:r>
+          <m:f>
+            <m:fPr>
+              <m:ctrlPr>
+                <w:rPr>
+                  <w:rFonts w:ascii="Cambria Math" w:hAnsi="Cambria Math"/>
+                  <w:i/>
+                </w:rPr>
+              </m:ctrlPr>
+            </m:fPr>
+            <m:num>
+              <m:sSub>
+                <m:sSubPr>
+                  <m:ctrlPr>
+                    <w:rPr>
+                      <w:rFonts w:ascii="Cambria Math" w:hAnsi="Cambria Math"/>
+                      <w:i/>
+                    </w:rPr>
+                  </m:ctrlPr>
+                </m:sSubPr>
+                <m:e>
+                  <m:r>
+                    <w:rPr>
+                      <w:rFonts w:ascii="Cambria Math" w:hAnsi="Cambria Math"/>
+                    </w:rPr>
+                    <m:t>P</m:t>
+                  </m:r>
+                </m:e>
+                <m:sub>
+                  <m:r>
+                    <w:rPr>
+                      <w:rFonts w:ascii="Cambria Math" w:hAnsi="Cambria Math"/>
+                    </w:rPr>
+                    <m:t>2</m:t>
+                  </m:r>
+                </m:sub>
+              </m:sSub>
+              <m:sSub>
+                <m:sSubPr>
+                  <m:ctrlPr>
+                    <w:rPr>
+                      <w:rFonts w:ascii="Cambria Math" w:hAnsi="Cambria Math"/>
+                      <w:i/>
+                    </w:rPr>
+                  </m:ctrlPr>
+                </m:sSubPr>
+                <m:e>
+                  <m:r>
+                    <w:rPr>
+                      <w:rFonts w:ascii="Cambria Math" w:hAnsi="Cambria Math"/>
+                    </w:rPr>
+                    <m:t>C</m:t>
+                  </m:r>
+                </m:e>
+                <m:sub>
+                  <m:r>
+                    <w:rPr>
+                      <w:rFonts w:ascii="Cambria Math" w:hAnsi="Cambria Math"/>
+                    </w:rPr>
+                    <m:t>2</m:t>
+                  </m:r>
+                </m:sub>
+              </m:sSub>
+              <m:r>
+                <w:rPr>
+                  <w:rFonts w:ascii="Cambria Math" w:hAnsi="Cambria Math"/>
+                </w:rPr>
+                <m:t>-</m:t>
+              </m:r>
+              <m:sSub>
+                <m:sSubPr>
+                  <m:ctrlPr>
+                    <w:rPr>
+                      <w:rFonts w:ascii="Cambria Math" w:hAnsi="Cambria Math"/>
+                      <w:i/>
+                    </w:rPr>
+                  </m:ctrlPr>
+                </m:sSubPr>
+                <m:e>
+                  <m:r>
+                    <w:rPr>
+                      <w:rFonts w:ascii="Cambria Math" w:hAnsi="Cambria Math"/>
+                    </w:rPr>
+                    <m:t>P</m:t>
+                  </m:r>
+                </m:e>
+                <m:sub>
+                  <m:r>
+                    <w:rPr>
+                      <w:rFonts w:ascii="Cambria Math" w:hAnsi="Cambria Math"/>
+                    </w:rPr>
+                    <m:t>1</m:t>
+                  </m:r>
+                </m:sub>
+              </m:sSub>
+              <m:sSub>
+                <m:sSubPr>
+                  <m:ctrlPr>
+                    <w:rPr>
+                      <w:rFonts w:ascii="Cambria Math" w:hAnsi="Cambria Math"/>
+                      <w:i/>
+                    </w:rPr>
+                  </m:ctrlPr>
+                </m:sSubPr>
+                <m:e>
+                  <m:r>
+                    <w:rPr>
+                      <w:rFonts w:ascii="Cambria Math" w:hAnsi="Cambria Math"/>
+                    </w:rPr>
+                    <m:t>C</m:t>
+                  </m:r>
+                </m:e>
+                <m:sub>
+                  <m:r>
+                    <w:rPr>
+                      <w:rFonts w:ascii="Cambria Math" w:hAnsi="Cambria Math"/>
+                    </w:rPr>
+                    <m:t>1</m:t>
+                  </m:r>
+                </m:sub>
+              </m:sSub>
+            </m:num>
+            <m:den>
+              <m:sSub>
+                <m:sSubPr>
+                  <m:ctrlPr>
+                    <w:rPr>
+                      <w:rFonts w:ascii="Cambria Math" w:hAnsi="Cambria Math"/>
+                      <w:i/>
+                    </w:rPr>
+                  </m:ctrlPr>
+                </m:sSubPr>
+                <m:e>
+                  <m:r>
+                    <w:rPr>
+                      <w:rFonts w:ascii="Cambria Math" w:hAnsi="Cambria Math"/>
+                    </w:rPr>
+                    <m:t>P</m:t>
+                  </m:r>
+                </m:e>
+                <m:sub>
+                  <m:r>
+                    <w:rPr>
+                      <w:rFonts w:ascii="Cambria Math" w:hAnsi="Cambria Math"/>
+                    </w:rPr>
+                    <m:t>2</m:t>
+                  </m:r>
+                </m:sub>
+              </m:sSub>
+              <m:r>
+                <w:rPr>
+                  <w:rFonts w:ascii="Cambria Math" w:hAnsi="Cambria Math"/>
+                </w:rPr>
+                <m:t>-</m:t>
+              </m:r>
+              <m:sSub>
+                <m:sSubPr>
+                  <m:ctrlPr>
+                    <w:rPr>
+                      <w:rFonts w:ascii="Cambria Math" w:hAnsi="Cambria Math"/>
+                      <w:i/>
+                    </w:rPr>
+                  </m:ctrlPr>
+                </m:sSubPr>
+                <m:e>
+                  <m:r>
+                    <w:rPr>
+                      <w:rFonts w:ascii="Cambria Math" w:hAnsi="Cambria Math"/>
+                    </w:rPr>
+                    <m:t>P</m:t>
+                  </m:r>
+                </m:e>
+                <m:sub>
+                  <m:r>
+                    <w:rPr>
+                      <w:rFonts w:ascii="Cambria Math" w:hAnsi="Cambria Math"/>
+                    </w:rPr>
+                    <m:t>1</m:t>
+                  </m:r>
+                </m:sub>
+              </m:sSub>
+            </m:den>
+          </m:f>
+        </m:oMath>
+      </m:oMathPara>
+    </w:p>
+    <w:p/>
+    <w:p>
+      <w:r>
+        <w:t>Procedure</w:t>
+      </w:r>
+      <w:r>
+        <w:t>:</w:t>
+      </w:r>
+    </w:p>
+    <w:p>
+      <w:r>
+        <w:t>P</w:t>
+      </w:r>
+      <w:r>
+        <w:t>re</w:t>
+      </w:r>
+      <w:r>
+        <w:t>-wash leak check: pull vacuum on chamber</w:t>
+      </w:r>
+      <w:r>
+        <w:t>, wait preset time</w:t>
+      </w:r>
+      <w:r>
+        <w:t>, if vacuum maintained</w:t>
+      </w:r>
+      <w:r>
+        <w:t xml:space="preserve"> continue, if not </w:t>
+      </w:r>
+      <w:r>
+        <w:t>throw error.</w:t>
+      </w:r>
+    </w:p>
+    <w:p/>
+    <w:p>
+      <w:r>
+        <w:t xml:space="preserve">At </w:t>
+      </w:r>
+      <w:r>
+        <w:t xml:space="preserve">beginning piston position, </w:t>
+      </w:r>
+      <w:r>
+        <w:t>internal volume is known</w:t>
+      </w:r>
+      <w:r>
+        <w:t>. Measure pressure (ambient)</w:t>
+      </w:r>
+    </w:p>
+    <w:p>
+      <w:r>
+        <w:t>Compress piston by known a</w:t>
+      </w:r>
+      <w:r>
+        <w:t>mount</w:t>
+      </w:r>
+      <w:r>
+        <w:t>, leaving a known chamber volume</w:t>
+      </w:r>
+      <w:r>
+        <w:t>. Measure pressure.</w:t>
+      </w:r>
+    </w:p>
+    <w:p>
+      <w:r>
+        <w:t>Calculate true volume.</w:t>
+      </w:r>
+    </w:p>
+    <w:p/>
+    <w:p>
+      <w:r>
+        <w:lastRenderedPageBreak/>
+        <w:t>Compress clothing item to maximum</w:t>
+      </w:r>
+      <w:r>
+        <w:t xml:space="preserve"> compression. Known piston location, </w:t>
+      </w:r>
+      <w:r>
+        <w:t>yields compressed volume</w:t>
+      </w:r>
+    </w:p>
+    <w:p/>
+    <w:p>
+      <w:r>
+        <w:t xml:space="preserve">If </w:t>
+      </w:r>
+      <w:r>
+        <w:t>compressed volume is not large compared to true volume, compression not sufficient and throw error.</w:t>
+      </w:r>
+    </w:p>
+    <w:p/>
+    <w:p>
+      <w:r>
+        <w:t>Compressed volume-true volume=dead volume</w:t>
+      </w:r>
+    </w:p>
+    <w:p>
+      <w:r>
+        <w:t>Add known machine dead volume in pipes</w:t>
+      </w:r>
+      <w:r>
+        <w:t>.</w:t>
+      </w:r>
+    </w:p>
+    <w:p/>
+    <w:p>
+      <w:r>
+        <w:t xml:space="preserve">For the target cleanliness (say deep clean is </w:t>
+      </w:r>
+      <w:r>
+        <w:t xml:space="preserve">95%, standard 80%, economy 60%, roughing wash </w:t>
+      </w:r>
+      <w:r>
+        <w:t>40% etc.), find required water for given load size.</w:t>
+      </w:r>
+    </w:p>
+    <w:p/>
+    <w:p>
+      <w:r>
+        <w:t>Run wash cycle with given water allowance</w:t>
+      </w:r>
+    </w:p>
+    <w:p/>
+    <w:p>
+      <m:oMathPara>
+        <m:oMath>
+          <m:sSub>
+            <m:sSubPr>
+              <m:ctrlPr>
+                <w:rPr>
+                  <w:rFonts w:ascii="Cambria Math" w:hAnsi="Cambria Math"/>
+                  <w:i/>
+                </w:rPr>
+              </m:ctrlPr>
+            </m:sSubPr>
+            <m:e>
+              <m:r>
+                <w:rPr>
+                  <w:rFonts w:ascii="Cambria Math" w:hAnsi="Cambria Math"/>
+                </w:rPr>
+                <m:t>P</m:t>
+              </m:r>
+            </m:e>
+            <m:sub>
+              <m:r>
+                <w:rPr>
+                  <w:rFonts w:ascii="Cambria Math" w:hAnsi="Cambria Math"/>
+                </w:rPr>
+                <m:t>2</m:t>
+              </m:r>
+            </m:sub>
+          </m:sSub>
+        </m:oMath>
+      </m:oMathPara>
+    </w:p>
+    <w:p>
+      <m:oMathPara>
+        <m:oMath>
+          <m:sSub>
+            <m:sSubPr>
+              <m:ctrlPr>
+                <w:rPr>
+                  <w:rFonts w:ascii="Cambria Math" w:hAnsi="Cambria Math"/>
+                  <w:i/>
+                </w:rPr>
+              </m:ctrlPr>
+            </m:sSubPr>
+            <m:e>
+              <m:r>
+                <w:rPr>
+                  <w:rFonts w:ascii="Cambria Math" w:hAnsi="Cambria Math"/>
+                </w:rPr>
+                <m:t>P</m:t>
+              </m:r>
+            </m:e>
+            <m:sub>
+              <m:r>
+                <w:rPr>
+                  <w:rFonts w:ascii="Cambria Math" w:hAnsi="Cambria Math"/>
+                </w:rPr>
+                <m:t>1</m:t>
+              </m:r>
+            </m:sub>
+          </m:sSub>
+        </m:oMath>
+      </m:oMathPara>
+    </w:p>
+    <w:p>
+      <m:oMathPara>
+        <m:oMath>
+          <m:sSub>
+            <m:sSubPr>
+              <m:ctrlPr>
+                <w:rPr>
+                  <w:rFonts w:ascii="Cambria Math" w:hAnsi="Cambria Math"/>
+                  <w:i/>
+                </w:rPr>
+              </m:ctrlPr>
+            </m:sSubPr>
+            <m:e>
+              <m:r>
+                <w:rPr>
+                  <w:rFonts w:ascii="Cambria Math" w:hAnsi="Cambria Math"/>
+                </w:rPr>
+                <m:t>C</m:t>
+              </m:r>
+            </m:e>
+            <m:sub>
+              <m:r>
+                <w:rPr>
+                  <w:rFonts w:ascii="Cambria Math" w:hAnsi="Cambria Math"/>
+                </w:rPr>
+                <m:t>2</m:t>
+              </m:r>
+            </m:sub>
+          </m:sSub>
+        </m:oMath>
+      </m:oMathPara>
+    </w:p>
+    <w:p>
+      <m:oMathPara>
+        <m:oMath>
+          <m:sSub>
+            <m:sSubPr>
+              <m:ctrlPr>
+                <w:rPr>
+                  <w:rFonts w:ascii="Cambria Math" w:hAnsi="Cambria Math"/>
+                  <w:i/>
+                </w:rPr>
+              </m:ctrlPr>
+            </m:sSubPr>
+            <m:e>
+              <m:r>
+                <w:rPr>
+                  <w:rFonts w:ascii="Cambria Math" w:hAnsi="Cambria Math"/>
+                </w:rPr>
+                <m:t>C</m:t>
+              </m:r>
+            </m:e>
+            <m:sub>
+              <m:r>
+                <w:rPr>
+                  <w:rFonts w:ascii="Cambria Math" w:hAnsi="Cambria Math"/>
+                </w:rPr>
+                <m:t>1</m:t>
+              </m:r>
+            </m:sub>
+          </m:sSub>
+        </m:oMath>
+      </m:oMathPara>
+    </w:p>
+    <w:p>
+      <m:oMathPara>
+        <m:oMath>
+          <m:sSub>
+            <m:sSubPr>
+              <m:ctrlPr>
+                <w:rPr>
+                  <w:rFonts w:ascii="Cambria Math" w:hAnsi="Cambria Math"/>
+                  <w:i/>
+                </w:rPr>
+              </m:ctrlPr>
+            </m:sSubPr>
+            <m:e>
+              <m:r>
+                <w:rPr>
+                  <w:rFonts w:ascii="Cambria Math" w:hAnsi="Cambria Math"/>
+                </w:rPr>
+                <m:t>V</m:t>
+              </m:r>
+            </m:e>
+            <m:sub>
+              <m:r>
+                <w:rPr>
+                  <w:rFonts w:ascii="Cambria Math" w:hAnsi="Cambria Math"/>
+                </w:rPr>
+                <m:t>T</m:t>
+              </m:r>
+            </m:sub>
+          </m:sSub>
+          <m:r>
+            <w:rPr>
+              <w:rFonts w:ascii="Cambria Math" w:hAnsi="Cambria Math"/>
+            </w:rPr>
+            <m:t>=Unknown volume of clothing itme</m:t>
+          </m:r>
+        </m:oMath>
+      </m:oMathPara>
+    </w:p>
+    <w:p/>
+    <w:p/>
+    <w:p/>
+    <w:p>
+      <w:r>
+        <w:rPr>
+          <w:rFonts w:ascii="Aptos" w:hAnsi="Aptos" w:cs="Aptos"/>
+        </w:rPr>
+        <w:t>V</w:t>
+      </w:r>
+      <w:r>
+        <w:rPr>
+          <w:rFonts w:ascii="Cambria Math" w:hAnsi="Cambria Math" w:cs="Cambria Math"/>
+        </w:rPr>
+        <w:t>𝑇</w:t>
+      </w:r>
+      <w:r>
+        <w:t>: True Volume,</w:t>
+      </w:r>
+      <w:r>
+        <w:br/>
+      </w:r>
+      <w:r>
+        <w:rPr>
+          <w:rFonts w:ascii="Aptos" w:hAnsi="Aptos" w:cs="Aptos"/>
+        </w:rPr>
+        <w:t>V</w:t>
+      </w:r>
+      <w:r>
+        <w:rPr>
+          <w:rFonts w:ascii="Cambria Math" w:hAnsi="Cambria Math" w:cs="Cambria Math"/>
+        </w:rPr>
+        <w:t>𝐶</w:t>
+      </w:r>
+      <w:r>
+        <w:t>: Compressed Volume</w:t>
+      </w:r>
+      <w:r>
+        <w:br/>
+      </w:r>
+      <w:r>
+        <w:t>V</w:t>
+      </w:r>
+      <w:r>
+        <w:rPr>
+          <w:rFonts w:ascii="Aptos" w:hAnsi="Aptos" w:cs="Aptos"/>
+        </w:rPr>
+        <w:t>D</w:t>
+      </w:r>
+      <w:r>
+        <w:t>: Dead Volume</w:t>
+      </w:r>
+      <w:r>
+        <w:t>,</w:t>
+      </w:r>
+      <w:r>
+        <w:br/>
+      </w:r>
+      <w:r>
+        <w:rPr>
+          <w:rFonts w:ascii="Aptos" w:hAnsi="Aptos" w:cs="Aptos"/>
+        </w:rPr>
+        <w:t>V</w:t>
+      </w:r>
+      <w:r>
+        <w:rPr>
+          <w:rFonts w:ascii="Cambria Math" w:hAnsi="Cambria Math" w:cs="Cambria Math"/>
+        </w:rPr>
+        <w:t>𝐻</w:t>
+      </w:r>
+      <w:r>
+        <w:t>: Heap Volume</w:t>
+      </w:r>
+    </w:p>
+    <w:p/>
+    <w:p>
+      <w:r>
+        <w:lastRenderedPageBreak/>
         <w:t xml:space="preserve">The </w:t>
       </w:r>
       <w:r>
@@ -278,15 +1515,7 @@
         <w:t xml:space="preserve"> or </w:t>
       </w:r>
       <w:r>
-        <w:t>software capable of reading .</w:t>
-      </w:r>
-      <w:proofErr w:type="spellStart"/>
-      <w:r>
-        <w:t>xsml</w:t>
-      </w:r>
-      <w:proofErr w:type="spellEnd"/>
-      <w:r>
-        <w:t xml:space="preserve"> files.</w:t>
+        <w:t>software capable of reading .xsml files.</w:t>
       </w:r>
     </w:p>
     <w:p/>
@@ -423,38 +1652,35 @@
     </w:p>
     <w:p>
       <w:r>
-        <w:t>Upstream</w:t>
+        <w:t xml:space="preserve">Upstream </w:t>
+      </w:r>
+      <w:r>
+        <w:t>3-way wash pump reversing valve</w:t>
+      </w:r>
+    </w:p>
+    <w:p>
+      <w:r>
+        <w:t>Wash chamber valve</w:t>
+      </w:r>
+    </w:p>
+    <w:p>
+      <w:r>
+        <w:t xml:space="preserve">Clean/inlet valve </w:t>
+      </w:r>
+    </w:p>
+    <w:p>
+      <w:r>
+        <w:t xml:space="preserve">Soiled/outlet valve </w:t>
+      </w:r>
+    </w:p>
+    <w:p>
+      <w:r>
+        <w:t xml:space="preserve">Reservoir-space </w:t>
       </w:r>
       <w:r>
         <w:t xml:space="preserve"> </w:t>
       </w:r>
       <w:r>
-        <w:t>3-way wash pump reversing valve</w:t>
-      </w:r>
-    </w:p>
-    <w:p>
-      <w:r>
-        <w:t>Wash chamber valve</w:t>
-      </w:r>
-    </w:p>
-    <w:p>
-      <w:r>
-        <w:t xml:space="preserve">Clean/inlet valve </w:t>
-      </w:r>
-    </w:p>
-    <w:p>
-      <w:r>
-        <w:t xml:space="preserve">Soiled/outlet valve </w:t>
-      </w:r>
-    </w:p>
-    <w:p>
-      <w:r>
-        <w:t xml:space="preserve">Reservoir-space </w:t>
-      </w:r>
-      <w:r>
-        <w:t xml:space="preserve"> </w:t>
-      </w:r>
-      <w:r>
         <w:t>vale</w:t>
       </w:r>
     </w:p>
@@ -479,6 +1705,7 @@
     </w:p>
     <w:p>
       <w:r>
+        <w:lastRenderedPageBreak/>
         <w:t>Detergent pump</w:t>
       </w:r>
     </w:p>
@@ -541,11 +1768,9 @@
       </w:r>
     </w:p>
     <w:p>
-      <w:proofErr w:type="spellStart"/>
       <w:r>
         <w:t>Interseal</w:t>
       </w:r>
-      <w:proofErr w:type="spellEnd"/>
       <w:r>
         <w:t xml:space="preserve"> </w:t>
       </w:r>
@@ -672,7 +1897,7 @@
 </file>
 
 <file path=word/numbering.xml><?xml version="1.0" encoding="utf-8"?>
-<w:numbering xmlns:wpc="http://schemas.microsoft.com/office/word/2010/wordprocessingCanvas" xmlns:cx="http://schemas.microsoft.com/office/drawing/2014/chartex" xmlns:cx1="http://schemas.microsoft.com/office/drawing/2015/9/8/chartex" xmlns:cx2="http://schemas.microsoft.com/office/drawing/2015/10/21/chartex" xmlns:cx3="http://schemas.microsoft.com/office/drawing/2016/5/9/chartex" xmlns:cx4="http://schemas.microsoft.com/office/drawing/2016/5/10/chartex" xmlns:cx5="http://schemas.microsoft.com/office/drawing/2016/5/11/chartex" xmlns:cx6="http://schemas.microsoft.com/office/drawing/2016/5/12/chartex" xmlns:cx7="http://schemas.microsoft.com/office/drawing/2016/5/13/chartex" xmlns:cx8="http://schemas.microsoft.com/office/drawing/2016/5/14/chartex" xmlns:mc="http://schemas.openxmlformats.org/markup-compatibility/2006" xmlns:m="http://schemas.openxmlformats.org/officeDocument/2006/math" xmlns:aink="http://schemas.microsoft.com/office/drawing/2016/ink" xmlns:am3d="http://schemas.microsoft.com/office/drawing/2017/model3d" xmlns:oel="http://schemas.microsoft.com/office/2019/extlst" xmlns:r="http://schemas.openxmlformats.org/officeDocument/2006/relationships" xmlns:wp14="http://schemas.microsoft.com/office/word/2010/wordprocessingDrawing" xmlns:wp="http://schemas.openxmlformats.org/drawingml/2006/wordprocessingDrawing" xmlns:wpg="http://schemas.microsoft.com/office/word/2010/wordprocessingGroup" xmlns:wpi="http://schemas.microsoft.com/office/word/2010/wordprocessingInk" xmlns:wps="http://schemas.microsoft.com/office/word/2010/wordprocessingShape" xmlns:o="urn:schemas-microsoft-com:office:office" xmlns:v="urn:schemas-microsoft-com:vml" xmlns:w10="urn:schemas-microsoft-com:office:word" xmlns:w="http://schemas.openxmlformats.org/wordprocessingml/2006/main" xmlns:w14="http://schemas.microsoft.com/office/word/2010/wordml" xmlns:w15="http://schemas.microsoft.com/office/word/2012/wordml" xmlns:w16cex="http://schemas.microsoft.com/office/word/2018/wordml/cex" xmlns:w16cid="http://schemas.microsoft.com/office/word/2016/wordml/cid" xmlns:w16="http://schemas.microsoft.com/office/word/2018/wordml" xmlns:w16sdtdh="http://schemas.microsoft.com/office/word/2020/wordml/sdtdatahash" xmlns:w16sdtfl="http://schemas.microsoft.com/office/word/2024/wordml/sdtformatlock" xmlns:w16se="http://schemas.microsoft.com/office/word/2015/wordml/symex" xmlns:w16du="http://schemas.microsoft.com/office/word/2023/wordml/word16du" xmlns:wne="http://schemas.microsoft.com/office/word/2006/wordml" mc:Ignorable="w14 w15 w16se w16cid w16 w16cex w16sdtdh w16sdtfl w16du wp14">
+<w:numbering xmlns:wpc="http://schemas.microsoft.com/office/word/2010/wordprocessingCanvas" xmlns:cx="http://schemas.microsoft.com/office/drawing/2014/chartex" xmlns:cx1="http://schemas.microsoft.com/office/drawing/2015/9/8/chartex" xmlns:cx2="http://schemas.microsoft.com/office/drawing/2015/10/21/chartex" xmlns:cx3="http://schemas.microsoft.com/office/drawing/2016/5/9/chartex" xmlns:cx4="http://schemas.microsoft.com/office/drawing/2016/5/10/chartex" xmlns:cx5="http://schemas.microsoft.com/office/drawing/2016/5/11/chartex" xmlns:cx6="http://schemas.microsoft.com/office/drawing/2016/5/12/chartex" xmlns:cx7="http://schemas.microsoft.com/office/drawing/2016/5/13/chartex" xmlns:cx8="http://schemas.microsoft.com/office/drawing/2016/5/14/chartex" xmlns:mc="http://schemas.openxmlformats.org/markup-compatibility/2006" xmlns:aink="http://schemas.microsoft.com/office/drawing/2016/ink" xmlns:am3d="http://schemas.microsoft.com/office/drawing/2017/model3d" xmlns:o="urn:schemas-microsoft-com:office:office" xmlns:oel="http://schemas.microsoft.com/office/2019/extlst" xmlns:r="http://schemas.openxmlformats.org/officeDocument/2006/relationships" xmlns:m="http://schemas.openxmlformats.org/officeDocument/2006/math" xmlns:v="urn:schemas-microsoft-com:vml" xmlns:wp14="http://schemas.microsoft.com/office/word/2010/wordprocessingDrawing" xmlns:wp="http://schemas.openxmlformats.org/drawingml/2006/wordprocessingDrawing" xmlns:w10="urn:schemas-microsoft-com:office:word" xmlns:w="http://schemas.openxmlformats.org/wordprocessingml/2006/main" xmlns:w14="http://schemas.microsoft.com/office/word/2010/wordml" xmlns:w15="http://schemas.microsoft.com/office/word/2012/wordml" xmlns:w16cex="http://schemas.microsoft.com/office/word/2018/wordml/cex" xmlns:w16cid="http://schemas.microsoft.com/office/word/2016/wordml/cid" xmlns:w16="http://schemas.microsoft.com/office/word/2018/wordml" xmlns:w16du="http://schemas.microsoft.com/office/word/2023/wordml/word16du" xmlns:w16sdtdh="http://schemas.microsoft.com/office/word/2020/wordml/sdtdatahash" xmlns:w16sdtfl="http://schemas.microsoft.com/office/word/2024/wordml/sdtformatlock" xmlns:w16se="http://schemas.microsoft.com/office/word/2015/wordml/symex" xmlns:wpg="http://schemas.microsoft.com/office/word/2010/wordprocessingGroup" xmlns:wpi="http://schemas.microsoft.com/office/word/2010/wordprocessingInk" xmlns:wne="http://schemas.microsoft.com/office/word/2006/wordml" xmlns:wps="http://schemas.microsoft.com/office/word/2010/wordprocessingShape" mc:Ignorable="w14 w15 w16se w16cid w16 w16cex w16sdtdh w16sdtfl w16du wp14">
   <w:abstractNum w:abstractNumId="0" w15:restartNumberingAfterBreak="0">
     <w:nsid w:val="095C3C26"/>
     <w:multiLevelType w:val="hybridMultilevel"/>
@@ -908,7 +2133,7 @@
 </file>
 
 <file path=word/styles.xml><?xml version="1.0" encoding="utf-8"?>
-<w:styles xmlns:mc="http://schemas.openxmlformats.org/markup-compatibility/2006" xmlns:r="http://schemas.openxmlformats.org/officeDocument/2006/relationships" xmlns:w="http://schemas.openxmlformats.org/wordprocessingml/2006/main" xmlns:w14="http://schemas.microsoft.com/office/word/2010/wordml" xmlns:w15="http://schemas.microsoft.com/office/word/2012/wordml" xmlns:w16cex="http://schemas.microsoft.com/office/word/2018/wordml/cex" xmlns:w16cid="http://schemas.microsoft.com/office/word/2016/wordml/cid" xmlns:w16="http://schemas.microsoft.com/office/word/2018/wordml" xmlns:w16sdtdh="http://schemas.microsoft.com/office/word/2020/wordml/sdtdatahash" xmlns:w16sdtfl="http://schemas.microsoft.com/office/word/2024/wordml/sdtformatlock" xmlns:w16se="http://schemas.microsoft.com/office/word/2015/wordml/symex" xmlns:w16du="http://schemas.microsoft.com/office/word/2023/wordml/word16du" mc:Ignorable="w14 w15 w16se w16cid w16 w16cex w16sdtdh w16sdtfl w16du">
+<w:styles xmlns:mc="http://schemas.openxmlformats.org/markup-compatibility/2006" xmlns:r="http://schemas.openxmlformats.org/officeDocument/2006/relationships" xmlns:w="http://schemas.openxmlformats.org/wordprocessingml/2006/main" xmlns:w14="http://schemas.microsoft.com/office/word/2010/wordml" xmlns:w15="http://schemas.microsoft.com/office/word/2012/wordml" xmlns:w16cex="http://schemas.microsoft.com/office/word/2018/wordml/cex" xmlns:w16cid="http://schemas.microsoft.com/office/word/2016/wordml/cid" xmlns:w16="http://schemas.microsoft.com/office/word/2018/wordml" xmlns:w16du="http://schemas.microsoft.com/office/word/2023/wordml/word16du" xmlns:w16sdtdh="http://schemas.microsoft.com/office/word/2020/wordml/sdtdatahash" xmlns:w16sdtfl="http://schemas.microsoft.com/office/word/2024/wordml/sdtformatlock" xmlns:w16se="http://schemas.microsoft.com/office/word/2015/wordml/symex" mc:Ignorable="w14 w15 w16se w16cid w16 w16cex w16sdtdh w16sdtfl w16du">
   <w:docDefaults>
     <w:rPrDefault>
       <w:rPr>
@@ -1510,7 +2735,6 @@
   <w:style w:type="character" w:default="1" w:styleId="DefaultParagraphFont">
     <w:name w:val="Default Paragraph Font"/>
     <w:uiPriority w:val="1"/>
-    <w:semiHidden/>
     <w:unhideWhenUsed/>
   </w:style>
   <w:style w:type="table" w:default="1" w:styleId="TableNormal">
@@ -1822,6 +3046,16 @@
       <w:smallCaps/>
       <w:color w:val="0F4761" w:themeColor="accent1" w:themeShade="BF"/>
       <w:spacing w:val="5"/>
+    </w:rPr>
+  </w:style>
+  <w:style w:type="character" w:styleId="PlaceholderText">
+    <w:name w:val="Placeholder Text"/>
+    <w:basedOn w:val="DefaultParagraphFont"/>
+    <w:uiPriority w:val="99"/>
+    <w:semiHidden/>
+    <w:rsid w:val="00E94361"/>
+    <w:rPr>
+      <w:color w:val="666666"/>
     </w:rPr>
   </w:style>
 </w:styles>
